--- a/miniDooray_AccountAPI_명세서.docx
+++ b/miniDooray_AccountAPI_명세서.docx
@@ -490,7 +490,7 @@
                 <w:sz w:val="20"/>
                 <w:szCs w:val="20"/>
               </w:rPr>
-              <w:t xml:space="preserve">요청 성공</w:t>
+              <w:t xml:space="preserve">조회 성공</w:t>
             </w:r>
           </w:p>
         </w:tc>
@@ -520,6 +520,122 @@
                 <w:sz w:val="20"/>
                 <w:szCs w:val="20"/>
               </w:rPr>
+              <w:t xml:space="preserve">201 Created</w:t>
+            </w:r>
+          </w:p>
+        </w:tc>
+        <w:tc>
+          <w:tcPr>
+            <w:tcW w:type="dxa" w:w="5040"/>
+            <w:tcBorders>
+              <w:top w:val="single" w:color="CCCCCC" w:sz="1"/>
+              <w:left w:val="single" w:color="CCCCCC" w:sz="1"/>
+              <w:bottom w:val="single" w:color="CCCCCC" w:sz="1"/>
+              <w:right w:val="single" w:color="CCCCCC" w:sz="1"/>
+            </w:tcBorders>
+            <w:shd w:fill="FFFFFF" w:val="clear"/>
+            <w:tcMar>
+              <w:top w:type="dxa" w:w="80"/>
+              <w:left w:type="dxa" w:w="120"/>
+              <w:bottom w:type="dxa" w:w="80"/>
+              <w:right w:type="dxa" w:w="120"/>
+            </w:tcMar>
+          </w:tcPr>
+          <w:p>
+            <w:r>
+              <w:rPr>
+                <w:rFonts w:ascii="Arial" w:cs="Arial" w:eastAsia="Arial" w:hAnsi="Arial"/>
+                <w:sz w:val="20"/>
+                <w:szCs w:val="20"/>
+              </w:rPr>
+              <w:t xml:space="preserve">리소스 생성 성공</w:t>
+            </w:r>
+          </w:p>
+        </w:tc>
+      </w:tr>
+      <w:tr>
+        <w:tc>
+          <w:tcPr>
+            <w:tcW w:type="dxa" w:w="2160"/>
+            <w:tcBorders>
+              <w:top w:val="single" w:color="CCCCCC" w:sz="1"/>
+              <w:left w:val="single" w:color="CCCCCC" w:sz="1"/>
+              <w:bottom w:val="single" w:color="CCCCCC" w:sz="1"/>
+              <w:right w:val="single" w:color="CCCCCC" w:sz="1"/>
+            </w:tcBorders>
+            <w:shd w:fill="D6E4F0" w:val="clear"/>
+            <w:tcMar>
+              <w:top w:type="dxa" w:w="80"/>
+              <w:left w:type="dxa" w:w="120"/>
+              <w:bottom w:type="dxa" w:w="80"/>
+              <w:right w:type="dxa" w:w="120"/>
+            </w:tcMar>
+          </w:tcPr>
+          <w:p>
+            <w:r>
+              <w:rPr>
+                <w:rFonts w:ascii="Arial" w:cs="Arial" w:eastAsia="Arial" w:hAnsi="Arial"/>
+                <w:sz w:val="20"/>
+                <w:szCs w:val="20"/>
+              </w:rPr>
+              <w:t xml:space="preserve">204 No Content</w:t>
+            </w:r>
+          </w:p>
+        </w:tc>
+        <w:tc>
+          <w:tcPr>
+            <w:tcW w:type="dxa" w:w="5040"/>
+            <w:tcBorders>
+              <w:top w:val="single" w:color="CCCCCC" w:sz="1"/>
+              <w:left w:val="single" w:color="CCCCCC" w:sz="1"/>
+              <w:bottom w:val="single" w:color="CCCCCC" w:sz="1"/>
+              <w:right w:val="single" w:color="CCCCCC" w:sz="1"/>
+            </w:tcBorders>
+            <w:shd w:fill="FFFFFF" w:val="clear"/>
+            <w:tcMar>
+              <w:top w:type="dxa" w:w="80"/>
+              <w:left w:type="dxa" w:w="120"/>
+              <w:bottom w:type="dxa" w:w="80"/>
+              <w:right w:type="dxa" w:w="120"/>
+            </w:tcMar>
+          </w:tcPr>
+          <w:p>
+            <w:r>
+              <w:rPr>
+                <w:rFonts w:ascii="Arial" w:cs="Arial" w:eastAsia="Arial" w:hAnsi="Arial"/>
+                <w:sz w:val="20"/>
+                <w:szCs w:val="20"/>
+              </w:rPr>
+              <w:t xml:space="preserve">수정/삭제 성공 (응답 본문 없음)</w:t>
+            </w:r>
+          </w:p>
+        </w:tc>
+      </w:tr>
+      <w:tr>
+        <w:tc>
+          <w:tcPr>
+            <w:tcW w:type="dxa" w:w="2160"/>
+            <w:tcBorders>
+              <w:top w:val="single" w:color="CCCCCC" w:sz="1"/>
+              <w:left w:val="single" w:color="CCCCCC" w:sz="1"/>
+              <w:bottom w:val="single" w:color="CCCCCC" w:sz="1"/>
+              <w:right w:val="single" w:color="CCCCCC" w:sz="1"/>
+            </w:tcBorders>
+            <w:shd w:fill="D6E4F0" w:val="clear"/>
+            <w:tcMar>
+              <w:top w:type="dxa" w:w="80"/>
+              <w:left w:type="dxa" w:w="120"/>
+              <w:bottom w:type="dxa" w:w="80"/>
+              <w:right w:type="dxa" w:w="120"/>
+            </w:tcMar>
+          </w:tcPr>
+          <w:p>
+            <w:r>
+              <w:rPr>
+                <w:rFonts w:ascii="Arial" w:cs="Arial" w:eastAsia="Arial" w:hAnsi="Arial"/>
+                <w:sz w:val="20"/>
+                <w:szCs w:val="20"/>
+              </w:rPr>
               <w:t xml:space="preserve">400 Bad Request</w:t>
             </w:r>
           </w:p>
@@ -548,7 +664,123 @@
                 <w:sz w:val="20"/>
                 <w:szCs w:val="20"/>
               </w:rPr>
-              <w:t xml:space="preserve">입력값 오류, 중복 계정, 계정 없음 등 비즈니스 예외</w:t>
+              <w:t xml:space="preserve">입력값 오류 또는 형식 불일치</w:t>
+            </w:r>
+          </w:p>
+        </w:tc>
+      </w:tr>
+      <w:tr>
+        <w:tc>
+          <w:tcPr>
+            <w:tcW w:type="dxa" w:w="2160"/>
+            <w:tcBorders>
+              <w:top w:val="single" w:color="CCCCCC" w:sz="1"/>
+              <w:left w:val="single" w:color="CCCCCC" w:sz="1"/>
+              <w:bottom w:val="single" w:color="CCCCCC" w:sz="1"/>
+              <w:right w:val="single" w:color="CCCCCC" w:sz="1"/>
+            </w:tcBorders>
+            <w:shd w:fill="D6E4F0" w:val="clear"/>
+            <w:tcMar>
+              <w:top w:type="dxa" w:w="80"/>
+              <w:left w:type="dxa" w:w="120"/>
+              <w:bottom w:type="dxa" w:w="80"/>
+              <w:right w:type="dxa" w:w="120"/>
+            </w:tcMar>
+          </w:tcPr>
+          <w:p>
+            <w:r>
+              <w:rPr>
+                <w:rFonts w:ascii="Arial" w:cs="Arial" w:eastAsia="Arial" w:hAnsi="Arial"/>
+                <w:sz w:val="20"/>
+                <w:szCs w:val="20"/>
+              </w:rPr>
+              <w:t xml:space="preserve">404 Not Found</w:t>
+            </w:r>
+          </w:p>
+        </w:tc>
+        <w:tc>
+          <w:tcPr>
+            <w:tcW w:type="dxa" w:w="5040"/>
+            <w:tcBorders>
+              <w:top w:val="single" w:color="CCCCCC" w:sz="1"/>
+              <w:left w:val="single" w:color="CCCCCC" w:sz="1"/>
+              <w:bottom w:val="single" w:color="CCCCCC" w:sz="1"/>
+              <w:right w:val="single" w:color="CCCCCC" w:sz="1"/>
+            </w:tcBorders>
+            <w:shd w:fill="FFFFFF" w:val="clear"/>
+            <w:tcMar>
+              <w:top w:type="dxa" w:w="80"/>
+              <w:left w:type="dxa" w:w="120"/>
+              <w:bottom w:type="dxa" w:w="80"/>
+              <w:right w:type="dxa" w:w="120"/>
+            </w:tcMar>
+          </w:tcPr>
+          <w:p>
+            <w:r>
+              <w:rPr>
+                <w:rFonts w:ascii="Arial" w:cs="Arial" w:eastAsia="Arial" w:hAnsi="Arial"/>
+                <w:sz w:val="20"/>
+                <w:szCs w:val="20"/>
+              </w:rPr>
+              <w:t xml:space="preserve">존재하지 않는 계정</w:t>
+            </w:r>
+          </w:p>
+        </w:tc>
+      </w:tr>
+      <w:tr>
+        <w:tc>
+          <w:tcPr>
+            <w:tcW w:type="dxa" w:w="2160"/>
+            <w:tcBorders>
+              <w:top w:val="single" w:color="CCCCCC" w:sz="1"/>
+              <w:left w:val="single" w:color="CCCCCC" w:sz="1"/>
+              <w:bottom w:val="single" w:color="CCCCCC" w:sz="1"/>
+              <w:right w:val="single" w:color="CCCCCC" w:sz="1"/>
+            </w:tcBorders>
+            <w:shd w:fill="D6E4F0" w:val="clear"/>
+            <w:tcMar>
+              <w:top w:type="dxa" w:w="80"/>
+              <w:left w:type="dxa" w:w="120"/>
+              <w:bottom w:type="dxa" w:w="80"/>
+              <w:right w:type="dxa" w:w="120"/>
+            </w:tcMar>
+          </w:tcPr>
+          <w:p>
+            <w:r>
+              <w:rPr>
+                <w:rFonts w:ascii="Arial" w:cs="Arial" w:eastAsia="Arial" w:hAnsi="Arial"/>
+                <w:sz w:val="20"/>
+                <w:szCs w:val="20"/>
+              </w:rPr>
+              <w:t xml:space="preserve">409 Conflict</w:t>
+            </w:r>
+          </w:p>
+        </w:tc>
+        <w:tc>
+          <w:tcPr>
+            <w:tcW w:type="dxa" w:w="5040"/>
+            <w:tcBorders>
+              <w:top w:val="single" w:color="CCCCCC" w:sz="1"/>
+              <w:left w:val="single" w:color="CCCCCC" w:sz="1"/>
+              <w:bottom w:val="single" w:color="CCCCCC" w:sz="1"/>
+              <w:right w:val="single" w:color="CCCCCC" w:sz="1"/>
+            </w:tcBorders>
+            <w:shd w:fill="FFFFFF" w:val="clear"/>
+            <w:tcMar>
+              <w:top w:type="dxa" w:w="80"/>
+              <w:left w:type="dxa" w:w="120"/>
+              <w:bottom w:type="dxa" w:w="80"/>
+              <w:right w:type="dxa" w:w="120"/>
+            </w:tcMar>
+          </w:tcPr>
+          <w:p>
+            <w:r>
+              <w:rPr>
+                <w:rFonts w:ascii="Arial" w:cs="Arial" w:eastAsia="Arial" w:hAnsi="Arial"/>
+                <w:sz w:val="20"/>
+                <w:szCs w:val="20"/>
+              </w:rPr>
+              <w:t xml:space="preserve">이미 존재하는 계정</w:t>
             </w:r>
           </w:p>
         </w:tc>
@@ -1536,7 +1768,7 @@
                 <w:sz w:val="20"/>
                 <w:szCs w:val="20"/>
               </w:rPr>
-              <w:t xml:space="preserve">400</w:t>
+              <w:t xml:space="preserve">404</w:t>
             </w:r>
           </w:p>
         </w:tc>
@@ -2683,7 +2915,7 @@
                 <w:sz w:val="20"/>
                 <w:szCs w:val="20"/>
               </w:rPr>
-              <w:t xml:space="preserve">400</w:t>
+              <w:t xml:space="preserve">404</w:t>
             </w:r>
           </w:p>
         </w:tc>
@@ -3214,7 +3446,7 @@
                 <w:sz w:val="20"/>
                 <w:szCs w:val="20"/>
               </w:rPr>
-              <w:t xml:space="preserve">400</w:t>
+              <w:t xml:space="preserve">404</w:t>
             </w:r>
           </w:p>
         </w:tc>
@@ -4623,7 +4855,7 @@
           <w:sz w:val="24"/>
           <w:szCs w:val="24"/>
         </w:rPr>
-        <w:t xml:space="preserve">응답 (200 OK)</w:t>
+        <w:t xml:space="preserve">응답 (201 Created)</w:t>
       </w:r>
     </w:p>
     <w:p>
@@ -4797,7 +5029,7 @@
                 <w:sz w:val="20"/>
                 <w:szCs w:val="20"/>
               </w:rPr>
-              <w:t xml:space="preserve">400</w:t>
+              <w:t xml:space="preserve">409</w:t>
             </w:r>
           </w:p>
         </w:tc>
@@ -6040,7 +6272,7 @@
           <w:sz w:val="24"/>
           <w:szCs w:val="24"/>
         </w:rPr>
-        <w:t xml:space="preserve">응답 (200 OK)</w:t>
+        <w:t xml:space="preserve">응답 (204 No Content)</w:t>
       </w:r>
     </w:p>
     <w:p>
@@ -6214,7 +6446,7 @@
                 <w:sz w:val="20"/>
                 <w:szCs w:val="20"/>
               </w:rPr>
-              <w:t xml:space="preserve">400</w:t>
+              <w:t xml:space="preserve">404</w:t>
             </w:r>
           </w:p>
         </w:tc>
@@ -6642,7 +6874,7 @@
           <w:sz w:val="24"/>
           <w:szCs w:val="24"/>
         </w:rPr>
-        <w:t xml:space="preserve">응답 (200 OK)</w:t>
+        <w:t xml:space="preserve">응답 (204 No Content)</w:t>
       </w:r>
     </w:p>
     <w:p>
@@ -6816,7 +7048,7 @@
                 <w:sz w:val="20"/>
                 <w:szCs w:val="20"/>
               </w:rPr>
-              <w:t xml:space="preserve">400</w:t>
+              <w:t xml:space="preserve">404</w:t>
             </w:r>
           </w:p>
         </w:tc>
